--- a/M Faizan Khan.docx
+++ b/M Faizan Khan.docx
@@ -97,7 +97,31 @@
           <w:sz w:val="22"/>
           <w:szCs w:val="22"/>
         </w:rPr>
-        <w:t>m.faizanx7@gmail.com | +92 3430559742 | Islamabad, Pakistan</w:t>
+        <w:t>m</w:t>
+      </w:r>
+      <w:r>
+        <w:rPr>
+          <w:color w:val="555555"/>
+          <w:sz w:val="22"/>
+          <w:szCs w:val="22"/>
+        </w:rPr>
+        <w:t>faizanx</w:t>
+      </w:r>
+      <w:r>
+        <w:rPr>
+          <w:color w:val="555555"/>
+          <w:sz w:val="22"/>
+          <w:szCs w:val="22"/>
+        </w:rPr>
+        <w:t>10</w:t>
+      </w:r>
+      <w:r>
+        <w:rPr>
+          <w:color w:val="555555"/>
+          <w:sz w:val="22"/>
+          <w:szCs w:val="22"/>
+        </w:rPr>
+        <w:t>@gmail.com | +923430559742 | Islamabad, Pakistan</w:t>
       </w:r>
     </w:p>
     <w:p>
@@ -154,6 +178,27 @@
           <w:t>LinkedIn</w:t>
         </w:r>
       </w:hyperlink>
+      <w:r>
+        <w:t xml:space="preserve"> </w:t>
+      </w:r>
+      <w:r>
+        <w:rPr>
+          <w:color w:val="555555"/>
+          <w:sz w:val="22"/>
+          <w:szCs w:val="22"/>
+        </w:rPr>
+        <w:t>|</w:t>
+      </w:r>
+      <w:hyperlink r:id="rId7" w:history="1">
+        <w:r>
+          <w:rPr>
+            <w:rStyle w:val="Hyperlink"/>
+            <w:sz w:val="22"/>
+            <w:szCs w:val="22"/>
+          </w:rPr>
+          <w:t>Portfolio</w:t>
+        </w:r>
+      </w:hyperlink>
     </w:p>
     <w:p>
       <w:pPr>
@@ -518,9 +563,7 @@
     </w:p>
     <w:p>
       <w:pPr>
-        <w:pStyle w:val="ListParagraph"/>
         <w:spacing w:before="30" w:after="30"/>
-        <w:ind w:left="480"/>
         <w:jc w:val="both"/>
         <w:rPr>
           <w:b/>
@@ -603,9 +646,7 @@
     </w:p>
     <w:p>
       <w:pPr>
-        <w:pStyle w:val="ListParagraph"/>
         <w:spacing w:before="30" w:after="30"/>
-        <w:ind w:left="480"/>
         <w:jc w:val="both"/>
         <w:rPr>
           <w:color w:val="000000"/>
@@ -807,7 +848,16 @@
           <w:sz w:val="22"/>
           <w:szCs w:val="22"/>
         </w:rPr>
-        <w:t>December 2025 – January 2026</w:t>
+        <w:t>January 2026</w:t>
+      </w:r>
+      <w:r>
+        <w:rPr>
+          <w:i/>
+          <w:iCs/>
+          <w:sz w:val="22"/>
+          <w:szCs w:val="22"/>
+        </w:rPr>
+        <w:t xml:space="preserve"> – February 2026</w:t>
       </w:r>
     </w:p>
     <w:p>
@@ -856,7 +906,7 @@
         </w:rPr>
         <w:t xml:space="preserve">Worked on the </w:t>
       </w:r>
-      <w:hyperlink r:id="rId7" w:history="1">
+      <w:hyperlink r:id="rId8" w:history="1">
         <w:proofErr w:type="spellStart"/>
         <w:r>
           <w:rPr>
@@ -1029,7 +1079,7 @@
           <w:szCs w:val="22"/>
         </w:rPr>
       </w:pPr>
-      <w:hyperlink r:id="rId8" w:history="1">
+      <w:hyperlink r:id="rId9" w:history="1">
         <w:r>
           <w:rPr>
             <w:rStyle w:val="Hyperlink"/>
@@ -1046,7 +1096,7 @@
         </w:rPr>
         <w:t xml:space="preserve"> | </w:t>
       </w:r>
-      <w:hyperlink r:id="rId9" w:history="1">
+      <w:hyperlink r:id="rId10" w:history="1">
         <w:r>
           <w:rPr>
             <w:rStyle w:val="Hyperlink"/>
@@ -1145,7 +1195,7 @@
           <w:szCs w:val="22"/>
         </w:rPr>
       </w:pPr>
-      <w:hyperlink r:id="rId10" w:history="1">
+      <w:hyperlink r:id="rId11" w:history="1">
         <w:r>
           <w:rPr>
             <w:rStyle w:val="Hyperlink"/>
@@ -1162,7 +1212,7 @@
         </w:rPr>
         <w:t xml:space="preserve"> | </w:t>
       </w:r>
-      <w:hyperlink r:id="rId11" w:history="1">
+      <w:hyperlink r:id="rId12" w:history="1">
         <w:r>
           <w:rPr>
             <w:rStyle w:val="Hyperlink"/>
@@ -1212,7 +1262,7 @@
           <w:sz w:val="22"/>
           <w:szCs w:val="22"/>
         </w:rPr>
-        <w:t>Perfect Doors Website &amp; CMS</w:t>
+        <w:t xml:space="preserve">Perfect Doors Website </w:t>
       </w:r>
     </w:p>
     <w:p>
@@ -1255,7 +1305,7 @@
           <w:szCs w:val="22"/>
         </w:rPr>
       </w:pPr>
-      <w:hyperlink r:id="rId12" w:history="1">
+      <w:hyperlink r:id="rId13" w:history="1">
         <w:r>
           <w:rPr>
             <w:rStyle w:val="Hyperlink"/>
@@ -1272,7 +1322,7 @@
         </w:rPr>
         <w:t xml:space="preserve"> | </w:t>
       </w:r>
-      <w:hyperlink r:id="rId13" w:history="1">
+      <w:hyperlink r:id="rId14" w:history="1">
         <w:r>
           <w:rPr>
             <w:rStyle w:val="Hyperlink"/>

--- a/M Faizan Khan.docx
+++ b/M Faizan Khan.docx
@@ -42,7 +42,7 @@
           <w:sz w:val="24"/>
           <w:szCs w:val="24"/>
         </w:rPr>
-        <w:t>Backend Developer</w:t>
+        <w:t>Full-Stack Web Developer</w:t>
       </w:r>
     </w:p>
     <w:p>
@@ -78,7 +78,27 @@
           <w:sz w:val="24"/>
           <w:szCs w:val="24"/>
         </w:rPr>
-        <w:t>Laravel | PHP | MySQL | Node.js | React.js | REST APIs | Docker</w:t>
+        <w:t>L</w:t>
+      </w:r>
+      <w:r>
+        <w:rPr>
+          <w:b/>
+          <w:bCs/>
+          <w:color w:val="1B3A6B"/>
+          <w:sz w:val="24"/>
+          <w:szCs w:val="24"/>
+        </w:rPr>
+        <w:t>aravel</w:t>
+      </w:r>
+      <w:r>
+        <w:rPr>
+          <w:b/>
+          <w:bCs/>
+          <w:color w:val="1B3A6B"/>
+          <w:sz w:val="24"/>
+          <w:szCs w:val="24"/>
+        </w:rPr>
+        <w:t xml:space="preserve"> | React | PHP | MySQL | Node.js | REST APIs | Docker</w:t>
       </w:r>
     </w:p>
     <w:p>
@@ -523,7 +543,23 @@
           <w:sz w:val="22"/>
           <w:szCs w:val="22"/>
         </w:rPr>
-        <w:t>Object-Oriented Programming (OOP), Data Structures &amp; Algorithms, DBMS, SDLC, Problem Solving</w:t>
+        <w:t xml:space="preserve">Object-Oriented Programming (OOP), Data Structures &amp; Algorithms, DBMS, </w:t>
+      </w:r>
+      <w:r>
+        <w:rPr>
+          <w:color w:val="000000"/>
+          <w:sz w:val="22"/>
+          <w:szCs w:val="22"/>
+        </w:rPr>
+        <w:t>Software Architecture</w:t>
+      </w:r>
+      <w:r>
+        <w:rPr>
+          <w:color w:val="000000"/>
+          <w:sz w:val="22"/>
+          <w:szCs w:val="22"/>
+        </w:rPr>
+        <w:t>, Problem Solving</w:t>
       </w:r>
     </w:p>
     <w:p>
@@ -907,7 +943,6 @@
         <w:t xml:space="preserve">Worked on the </w:t>
       </w:r>
       <w:hyperlink r:id="rId8" w:history="1">
-        <w:proofErr w:type="spellStart"/>
         <w:r>
           <w:rPr>
             <w:rStyle w:val="Hyperlink"/>
@@ -916,7 +951,6 @@
           </w:rPr>
           <w:t>PomPak</w:t>
         </w:r>
-        <w:proofErr w:type="spellEnd"/>
       </w:hyperlink>
       <w:r>
         <w:rPr>
@@ -967,15 +1001,7 @@
           <w:sz w:val="22"/>
           <w:szCs w:val="22"/>
         </w:rPr>
-        <w:t xml:space="preserve">Worked with Laravel, SQL Server, and senior developers while following collaborative </w:t>
-      </w:r>
-      <w:proofErr w:type="gramStart"/>
-      <w:r>
-        <w:rPr>
-          <w:sz w:val="22"/>
-          <w:szCs w:val="22"/>
-        </w:rPr>
-        <w:t>software</w:t>
+        <w:t>Worked with Laravel, SQL Server, and senior developers while following collaborative software</w:t>
       </w:r>
       <w:r>
         <w:rPr>
@@ -996,15 +1022,7 @@
           <w:sz w:val="22"/>
           <w:szCs w:val="22"/>
         </w:rPr>
-        <w:t>evelopment</w:t>
-      </w:r>
-      <w:proofErr w:type="gramEnd"/>
-      <w:r>
-        <w:rPr>
-          <w:sz w:val="22"/>
-          <w:szCs w:val="22"/>
-        </w:rPr>
-        <w:t xml:space="preserve"> practices.</w:t>
+        <w:t>evelopment practices.</w:t>
       </w:r>
     </w:p>
     <w:p>
@@ -2871,7 +2889,6 @@
   <w:style w:type="character" w:default="1" w:styleId="DefaultParagraphFont">
     <w:name w:val="Default Paragraph Font"/>
     <w:uiPriority w:val="1"/>
-    <w:semiHidden/>
     <w:unhideWhenUsed/>
   </w:style>
   <w:style w:type="table" w:default="1" w:styleId="TableNormal">

--- a/M Faizan Khan.docx
+++ b/M Faizan Khan.docx
@@ -78,27 +78,7 @@
           <w:sz w:val="24"/>
           <w:szCs w:val="24"/>
         </w:rPr>
-        <w:t>L</w:t>
-      </w:r>
-      <w:r>
-        <w:rPr>
-          <w:b/>
-          <w:bCs/>
-          <w:color w:val="1B3A6B"/>
-          <w:sz w:val="24"/>
-          <w:szCs w:val="24"/>
-        </w:rPr>
-        <w:t>aravel</w:t>
-      </w:r>
-      <w:r>
-        <w:rPr>
-          <w:b/>
-          <w:bCs/>
-          <w:color w:val="1B3A6B"/>
-          <w:sz w:val="24"/>
-          <w:szCs w:val="24"/>
-        </w:rPr>
-        <w:t xml:space="preserve"> | React | PHP | MySQL | Node.js | REST APIs | Docker</w:t>
+        <w:t>Laravel | PHP | React | MySQL | Node.js | REST APIs | Docker</w:t>
       </w:r>
     </w:p>
     <w:p>
@@ -141,7 +121,23 @@
           <w:sz w:val="22"/>
           <w:szCs w:val="22"/>
         </w:rPr>
-        <w:t>@gmail.com | +923430559742 | Islamabad, Pakistan</w:t>
+        <w:t xml:space="preserve">@gmail.com | </w:t>
+      </w:r>
+      <w:r>
+        <w:rPr>
+          <w:color w:val="555555"/>
+          <w:sz w:val="22"/>
+          <w:szCs w:val="22"/>
+        </w:rPr>
+        <w:t>+92 343 0559742</w:t>
+      </w:r>
+      <w:r>
+        <w:rPr>
+          <w:color w:val="555555"/>
+          <w:sz w:val="22"/>
+          <w:szCs w:val="22"/>
+        </w:rPr>
+        <w:t xml:space="preserve"> | Islamabad, Pakistan</w:t>
       </w:r>
     </w:p>
     <w:p>
@@ -209,6 +205,14 @@
         </w:rPr>
         <w:t>|</w:t>
       </w:r>
+      <w:r>
+        <w:rPr>
+          <w:color w:val="555555"/>
+          <w:sz w:val="22"/>
+          <w:szCs w:val="22"/>
+        </w:rPr>
+        <w:t xml:space="preserve"> </w:t>
+      </w:r>
       <w:hyperlink r:id="rId7" w:history="1">
         <w:r>
           <w:rPr>
@@ -223,17 +227,6 @@
     <w:p>
       <w:pPr>
         <w:spacing w:after="40"/>
-        <w:jc w:val="center"/>
-        <w:rPr>
-          <w:sz w:val="22"/>
-          <w:szCs w:val="22"/>
-        </w:rPr>
-      </w:pPr>
-    </w:p>
-    <w:p>
-      <w:pPr>
-        <w:spacing w:after="40"/>
-        <w:jc w:val="center"/>
         <w:rPr>
           <w:sz w:val="22"/>
           <w:szCs w:val="22"/>
@@ -269,19 +262,30 @@
       <w:pPr>
         <w:spacing w:after="40"/>
         <w:jc w:val="both"/>
-        <w:rPr>
-          <w:color w:val="000000"/>
-          <w:sz w:val="22"/>
-          <w:szCs w:val="22"/>
-        </w:rPr>
-      </w:pPr>
-      <w:r>
-        <w:rPr>
-          <w:color w:val="000000"/>
-          <w:sz w:val="22"/>
-          <w:szCs w:val="22"/>
-        </w:rPr>
-        <w:t>Backend Developer with hands-on experience developing and maintaining client-facing and in-house web applications using Laravel, PHP, MySQL, React.js, and Node.js. Experienced in building CMS solutions, implementing REST APIs, developing backend features, resolving production issues, and deploying web applications. Focused on writing clean, maintainable, and reliable backend code.</w:t>
+      </w:pPr>
+      <w:r>
+        <w:rPr>
+          <w:color w:val="000000"/>
+          <w:sz w:val="22"/>
+          <w:szCs w:val="22"/>
+        </w:rPr>
+        <w:t>Full-Stack Web Developer</w:t>
+      </w:r>
+      <w:r>
+        <w:rPr>
+          <w:color w:val="000000"/>
+          <w:sz w:val="22"/>
+          <w:szCs w:val="22"/>
+        </w:rPr>
+        <w:t xml:space="preserve"> </w:t>
+      </w:r>
+      <w:r>
+        <w:rPr>
+          <w:color w:val="000000"/>
+          <w:sz w:val="22"/>
+          <w:szCs w:val="22"/>
+        </w:rPr>
+        <w:t>with hands-on experience building and maintaining production-ready web applications using Laravel, PHP, React, MySQL, and Node.js. Experienced in developing CMS platforms, REST APIs, admin panels, and business applications while contributing to production deployments and client projects. Strong backend engineering foundation with practical frontend integration experience. Passionate about writing clean, maintainable, and scalable software.</w:t>
       </w:r>
     </w:p>
     <w:p>
@@ -331,7 +335,34 @@
           <w:sz w:val="22"/>
           <w:szCs w:val="22"/>
         </w:rPr>
-        <w:t>PHP, JavaScript (ES6+), Python</w:t>
+        <w:t>PHP,</w:t>
+      </w:r>
+      <w:r>
+        <w:t xml:space="preserve"> </w:t>
+      </w:r>
+      <w:r>
+        <w:rPr>
+          <w:color w:val="000000"/>
+          <w:sz w:val="22"/>
+          <w:szCs w:val="22"/>
+        </w:rPr>
+        <w:t>JavaScript (ES6+)</w:t>
+      </w:r>
+      <w:r>
+        <w:rPr>
+          <w:color w:val="000000"/>
+          <w:sz w:val="22"/>
+          <w:szCs w:val="22"/>
+        </w:rPr>
+        <w:t>,</w:t>
+      </w:r>
+      <w:r>
+        <w:rPr>
+          <w:color w:val="000000"/>
+          <w:sz w:val="22"/>
+          <w:szCs w:val="22"/>
+        </w:rPr>
+        <w:t xml:space="preserve"> Python</w:t>
       </w:r>
     </w:p>
     <w:p>
@@ -351,7 +382,17 @@
           <w:sz w:val="22"/>
           <w:szCs w:val="22"/>
         </w:rPr>
-        <w:t>Additional Knowledge:</w:t>
+        <w:t>Familiar With</w:t>
+      </w:r>
+      <w:r>
+        <w:rPr>
+          <w:b/>
+          <w:bCs/>
+          <w:color w:val="000000"/>
+          <w:sz w:val="22"/>
+          <w:szCs w:val="22"/>
+        </w:rPr>
+        <w:t>:</w:t>
       </w:r>
       <w:r>
         <w:rPr>
@@ -388,7 +429,47 @@
           <w:sz w:val="22"/>
           <w:szCs w:val="22"/>
         </w:rPr>
-        <w:t xml:space="preserve">Laravel, Node.js, RESTful APIs, MVC Architecture, </w:t>
+        <w:t xml:space="preserve">Laravel, Node.js, </w:t>
+      </w:r>
+      <w:r>
+        <w:rPr>
+          <w:color w:val="000000"/>
+          <w:sz w:val="22"/>
+          <w:szCs w:val="22"/>
+        </w:rPr>
+        <w:t>Express.js</w:t>
+      </w:r>
+      <w:r>
+        <w:rPr>
+          <w:color w:val="000000"/>
+          <w:sz w:val="22"/>
+          <w:szCs w:val="22"/>
+        </w:rPr>
+        <w:t xml:space="preserve">, </w:t>
+      </w:r>
+      <w:r>
+        <w:rPr>
+          <w:color w:val="000000"/>
+          <w:sz w:val="22"/>
+          <w:szCs w:val="22"/>
+        </w:rPr>
+        <w:t xml:space="preserve">RESTful APIs, MVC Architecture, </w:t>
+      </w:r>
+      <w:r>
+        <w:rPr>
+          <w:color w:val="000000"/>
+          <w:sz w:val="22"/>
+          <w:szCs w:val="22"/>
+        </w:rPr>
+        <w:t>Eloquent ORM</w:t>
+      </w:r>
+      <w:r>
+        <w:rPr>
+          <w:color w:val="000000"/>
+          <w:sz w:val="22"/>
+          <w:szCs w:val="22"/>
+        </w:rPr>
+        <w:t xml:space="preserve">, </w:t>
       </w:r>
       <w:r>
         <w:rPr>
@@ -421,6 +502,54 @@
           <w:szCs w:val="22"/>
         </w:rPr>
         <w:t>, CRUD Operations</w:t>
+      </w:r>
+      <w:r>
+        <w:rPr>
+          <w:color w:val="000000"/>
+          <w:sz w:val="22"/>
+          <w:szCs w:val="22"/>
+        </w:rPr>
+        <w:t xml:space="preserve">, </w:t>
+      </w:r>
+      <w:r>
+        <w:rPr>
+          <w:color w:val="000000"/>
+          <w:sz w:val="22"/>
+          <w:szCs w:val="22"/>
+        </w:rPr>
+        <w:t>Laravel Sanctum</w:t>
+      </w:r>
+      <w:r>
+        <w:rPr>
+          <w:color w:val="000000"/>
+          <w:sz w:val="22"/>
+          <w:szCs w:val="22"/>
+        </w:rPr>
+        <w:t xml:space="preserve">, </w:t>
+      </w:r>
+      <w:r>
+        <w:rPr>
+          <w:color w:val="000000"/>
+          <w:sz w:val="22"/>
+          <w:szCs w:val="22"/>
+        </w:rPr>
+        <w:t>JWT Authentication</w:t>
+      </w:r>
+      <w:r>
+        <w:rPr>
+          <w:color w:val="000000"/>
+          <w:sz w:val="22"/>
+          <w:szCs w:val="22"/>
+        </w:rPr>
+        <w:t xml:space="preserve">, </w:t>
+      </w:r>
+      <w:r>
+        <w:rPr>
+          <w:color w:val="000000"/>
+          <w:sz w:val="22"/>
+          <w:szCs w:val="22"/>
+        </w:rPr>
+        <w:t>RBAC</w:t>
       </w:r>
       <w:r>
         <w:rPr>
@@ -439,7 +568,93 @@
           <w:sz w:val="22"/>
           <w:szCs w:val="22"/>
         </w:rPr>
-        <w:t>React.js, Redux, HTML5, CSS3, Bootstrap</w:t>
+        <w:t>React.js,</w:t>
+      </w:r>
+      <w:r>
+        <w:t xml:space="preserve"> </w:t>
+      </w:r>
+      <w:r>
+        <w:rPr>
+          <w:color w:val="000000"/>
+          <w:sz w:val="22"/>
+          <w:szCs w:val="22"/>
+        </w:rPr>
+        <w:t>Tailwind</w:t>
+      </w:r>
+      <w:r>
+        <w:rPr>
+          <w:color w:val="000000"/>
+          <w:sz w:val="22"/>
+          <w:szCs w:val="22"/>
+        </w:rPr>
+        <w:t>,</w:t>
+      </w:r>
+      <w:r>
+        <w:rPr>
+          <w:color w:val="000000"/>
+          <w:sz w:val="22"/>
+          <w:szCs w:val="22"/>
+        </w:rPr>
+        <w:t xml:space="preserve"> Redux</w:t>
+      </w:r>
+      <w:r>
+        <w:rPr>
+          <w:color w:val="000000"/>
+          <w:sz w:val="22"/>
+          <w:szCs w:val="22"/>
+        </w:rPr>
+        <w:t>,</w:t>
+      </w:r>
+      <w:r>
+        <w:t xml:space="preserve"> </w:t>
+      </w:r>
+      <w:r>
+        <w:rPr>
+          <w:color w:val="000000"/>
+          <w:sz w:val="22"/>
+          <w:szCs w:val="22"/>
+        </w:rPr>
+        <w:t>TypeScript</w:t>
+      </w:r>
+      <w:r>
+        <w:rPr>
+          <w:color w:val="000000"/>
+          <w:sz w:val="22"/>
+          <w:szCs w:val="22"/>
+        </w:rPr>
+        <w:t xml:space="preserve">, </w:t>
+      </w:r>
+      <w:r>
+        <w:rPr>
+          <w:color w:val="000000"/>
+          <w:sz w:val="22"/>
+          <w:szCs w:val="22"/>
+        </w:rPr>
+        <w:t xml:space="preserve">Vite, </w:t>
+      </w:r>
+      <w:r>
+        <w:rPr>
+          <w:color w:val="000000"/>
+          <w:sz w:val="22"/>
+          <w:szCs w:val="22"/>
+        </w:rPr>
+        <w:t>HTML5, CSS3, Bootstrap</w:t>
+      </w:r>
+      <w:r>
+        <w:rPr>
+          <w:color w:val="000000"/>
+          <w:sz w:val="22"/>
+          <w:szCs w:val="22"/>
+        </w:rPr>
+        <w:t xml:space="preserve">, </w:t>
+      </w:r>
+      <w:r>
+        <w:rPr>
+          <w:color w:val="000000"/>
+          <w:sz w:val="22"/>
+          <w:szCs w:val="22"/>
+        </w:rPr>
+        <w:t>Responsive Web Design</w:t>
       </w:r>
       <w:r>
         <w:rPr>
@@ -458,7 +673,34 @@
           <w:sz w:val="22"/>
           <w:szCs w:val="22"/>
         </w:rPr>
-        <w:t>MySQL, SQL Server, PostgreSQL, MongoDB, Stored Procedures, Database Design</w:t>
+        <w:t>MySQL, SQL Server, PostgreSQL, MongoDB, Stored Procedures,</w:t>
+      </w:r>
+      <w:r>
+        <w:t xml:space="preserve"> </w:t>
+      </w:r>
+      <w:r>
+        <w:rPr>
+          <w:color w:val="000000"/>
+          <w:sz w:val="22"/>
+          <w:szCs w:val="22"/>
+        </w:rPr>
+        <w:t>Query Optimization</w:t>
+      </w:r>
+      <w:r>
+        <w:rPr>
+          <w:color w:val="000000"/>
+          <w:sz w:val="22"/>
+          <w:szCs w:val="22"/>
+        </w:rPr>
+        <w:t>,</w:t>
+      </w:r>
+      <w:r>
+        <w:rPr>
+          <w:color w:val="000000"/>
+          <w:sz w:val="22"/>
+          <w:szCs w:val="22"/>
+        </w:rPr>
+        <w:t xml:space="preserve"> Database Design</w:t>
       </w:r>
     </w:p>
     <w:p>
@@ -487,7 +729,47 @@
           <w:sz w:val="22"/>
           <w:szCs w:val="22"/>
         </w:rPr>
-        <w:t>Docker, Linux, AWS EC2, cPanel, DNS Configuration, SSL Certificates, Production Deployment</w:t>
+        <w:t>Docker, Linux, AWS EC2, cPanel,</w:t>
+      </w:r>
+      <w:r>
+        <w:rPr>
+          <w:color w:val="000000"/>
+          <w:sz w:val="22"/>
+          <w:szCs w:val="22"/>
+        </w:rPr>
+        <w:t xml:space="preserve"> </w:t>
+      </w:r>
+      <w:r>
+        <w:rPr>
+          <w:color w:val="000000"/>
+          <w:sz w:val="22"/>
+          <w:szCs w:val="22"/>
+        </w:rPr>
+        <w:t>GitHub Actions</w:t>
+      </w:r>
+      <w:r>
+        <w:rPr>
+          <w:color w:val="000000"/>
+          <w:sz w:val="22"/>
+          <w:szCs w:val="22"/>
+        </w:rPr>
+        <w:t>,</w:t>
+      </w:r>
+      <w:r>
+        <w:rPr>
+          <w:color w:val="000000"/>
+          <w:sz w:val="22"/>
+          <w:szCs w:val="22"/>
+        </w:rPr>
+        <w:t xml:space="preserve"> </w:t>
+      </w:r>
+      <w:r>
+        <w:rPr>
+          <w:color w:val="000000"/>
+          <w:sz w:val="22"/>
+          <w:szCs w:val="22"/>
+        </w:rPr>
+        <w:t>DNS Configuration, SSL Certificates, Production Deployment</w:t>
       </w:r>
     </w:p>
     <w:p>
@@ -519,6 +801,46 @@
       </w:r>
       <w:r>
         <w:rPr>
+          <w:color w:val="000000"/>
+          <w:sz w:val="22"/>
+          <w:szCs w:val="22"/>
+        </w:rPr>
+        <w:t>,</w:t>
+      </w:r>
+      <w:r>
+        <w:rPr>
+          <w:color w:val="000000"/>
+          <w:sz w:val="22"/>
+          <w:szCs w:val="22"/>
+        </w:rPr>
+        <w:t xml:space="preserve"> </w:t>
+      </w:r>
+      <w:r>
+        <w:rPr>
+          <w:color w:val="000000"/>
+          <w:sz w:val="22"/>
+          <w:szCs w:val="22"/>
+        </w:rPr>
+        <w:t>Composer</w:t>
+      </w:r>
+      <w:r>
+        <w:rPr>
+          <w:color w:val="000000"/>
+          <w:sz w:val="22"/>
+          <w:szCs w:val="22"/>
+        </w:rPr>
+        <w:t xml:space="preserve">, </w:t>
+      </w:r>
+      <w:r>
+        <w:rPr>
+          <w:color w:val="000000"/>
+          <w:sz w:val="22"/>
+          <w:szCs w:val="22"/>
+        </w:rPr>
+        <w:t>NPM</w:t>
+      </w:r>
+      <w:r>
+        <w:rPr>
           <w:b/>
           <w:bCs/>
           <w:color w:val="000000"/>
@@ -543,23 +865,34 @@
           <w:sz w:val="22"/>
           <w:szCs w:val="22"/>
         </w:rPr>
-        <w:t xml:space="preserve">Object-Oriented Programming (OOP), Data Structures &amp; Algorithms, DBMS, </w:t>
-      </w:r>
-      <w:r>
-        <w:rPr>
-          <w:color w:val="000000"/>
-          <w:sz w:val="22"/>
-          <w:szCs w:val="22"/>
-        </w:rPr>
-        <w:t>Software Architecture</w:t>
-      </w:r>
-      <w:r>
-        <w:rPr>
-          <w:color w:val="000000"/>
-          <w:sz w:val="22"/>
-          <w:szCs w:val="22"/>
-        </w:rPr>
-        <w:t>, Problem Solving</w:t>
+        <w:t>Object-Oriented Programming (OOP), Data Structures &amp; Algorithms</w:t>
+      </w:r>
+      <w:r>
+        <w:rPr>
+          <w:color w:val="000000"/>
+          <w:sz w:val="22"/>
+          <w:szCs w:val="22"/>
+        </w:rPr>
+        <w:t>,</w:t>
+      </w:r>
+      <w:r>
+        <w:t xml:space="preserve"> </w:t>
+      </w:r>
+      <w:r>
+        <w:rPr>
+          <w:color w:val="000000"/>
+          <w:sz w:val="22"/>
+          <w:szCs w:val="22"/>
+        </w:rPr>
+        <w:t>MVC Architecture</w:t>
+      </w:r>
+      <w:r>
+        <w:rPr>
+          <w:color w:val="000000"/>
+          <w:sz w:val="22"/>
+          <w:szCs w:val="22"/>
+        </w:rPr>
+        <w:t>, Database Design, Problem Solving</w:t>
       </w:r>
     </w:p>
     <w:p>
@@ -741,7 +1074,14 @@
           <w:sz w:val="22"/>
           <w:szCs w:val="22"/>
         </w:rPr>
-        <w:t>Implemented client-requested features across multiple Laravel, React.js, and Node.js applications, including enterprise portals, CMS platforms, and business websites, while supporting production systems and independently managing smaller projects.</w:t>
+        <w:t>D</w:t>
+      </w:r>
+      <w:r>
+        <w:rPr>
+          <w:sz w:val="22"/>
+          <w:szCs w:val="22"/>
+        </w:rPr>
+        <w:t>elivered client-requested features across CMS platforms, enterprise portals, and business websites built with Laravel, React, and Node.js while supporting production systems.</w:t>
       </w:r>
     </w:p>
     <w:p>
@@ -764,23 +1104,7 @@
           <w:sz w:val="22"/>
           <w:szCs w:val="22"/>
         </w:rPr>
-        <w:t>Developed a custom CMS for OD</w:t>
-      </w:r>
-      <w:r>
-        <w:rPr>
-          <w:rFonts w:ascii="Calibri" w:hAnsi="Calibri" w:cs="Calibri"/>
-          <w:sz w:val="22"/>
-          <w:szCs w:val="22"/>
-        </w:rPr>
-        <w:t xml:space="preserve"> </w:t>
-      </w:r>
-      <w:r>
-        <w:rPr>
-          <w:rFonts w:ascii="Calibri" w:hAnsi="Calibri" w:cs="Calibri"/>
-          <w:sz w:val="22"/>
-          <w:szCs w:val="22"/>
-        </w:rPr>
-        <w:t>Sports, enabling administrators to manage website content, blogs, images, and event-related information through an intuitive admin panel.</w:t>
+        <w:t>Designed and developed the OD Sports website and custom CMS, enabling administrators to manage blogs, media, events, and website content through a centralized admin panel.</w:t>
       </w:r>
     </w:p>
     <w:p>
@@ -803,7 +1127,15 @@
           <w:sz w:val="22"/>
           <w:szCs w:val="22"/>
         </w:rPr>
-        <w:t>Developed backend features, resolved production issues, and enhanced existing functionality across Sadeeqa Learning System (SLS), Hello Creative IT Park, internal workflow applications, and other client projects.</w:t>
+        <w:t>Maintained and extended production Laravel applications across SLS, Hello Creative IT Park, internal workflow systems, and other client projects while delivering new backend features and resolving production issues</w:t>
+      </w:r>
+      <w:r>
+        <w:rPr>
+          <w:rFonts w:ascii="Calibri" w:hAnsi="Calibri" w:cs="Calibri"/>
+          <w:sz w:val="22"/>
+          <w:szCs w:val="22"/>
+        </w:rPr>
+        <w:t>.</w:t>
       </w:r>
     </w:p>
     <w:p>
@@ -826,7 +1158,7 @@
           <w:sz w:val="22"/>
           <w:szCs w:val="22"/>
         </w:rPr>
-        <w:t>Developed the Perfect Doors company website and custom CMS, enabling administrators to manage products and website content.</w:t>
+        <w:t>Designed and developed the Perfect Doors website and custom CMS, enabling administrators to manage products, categories, and dynamic website content through an intuitive admin panel.</w:t>
       </w:r>
     </w:p>
     <w:p>
@@ -850,7 +1182,15 @@
           <w:szCs w:val="22"/>
         </w:rPr>
         <w:lastRenderedPageBreak/>
-        <w:t>Managed production deployments, including cPanel configuration, DNS updates, SSL certificate installation, and live application releases.</w:t>
+        <w:t>Performed production deployments using cPanel, DNS configuration, SSL installation, and live release management</w:t>
+      </w:r>
+      <w:r>
+        <w:rPr>
+          <w:rFonts w:ascii="Calibri" w:hAnsi="Calibri" w:cs="Calibri"/>
+          <w:sz w:val="22"/>
+          <w:szCs w:val="22"/>
+        </w:rPr>
+        <w:t>.</w:t>
       </w:r>
     </w:p>
     <w:p>
@@ -868,7 +1208,34 @@
           <w:sz w:val="22"/>
           <w:szCs w:val="22"/>
         </w:rPr>
-        <w:t>Backend Developer Intern (Remote)</w:t>
+        <w:t xml:space="preserve">Web Development </w:t>
+      </w:r>
+      <w:r>
+        <w:rPr>
+          <w:b/>
+          <w:bCs/>
+          <w:sz w:val="22"/>
+          <w:szCs w:val="22"/>
+        </w:rPr>
+        <w:t>Intern (</w:t>
+      </w:r>
+      <w:r>
+        <w:rPr>
+          <w:b/>
+          <w:bCs/>
+          <w:sz w:val="22"/>
+          <w:szCs w:val="22"/>
+        </w:rPr>
+        <w:t>Onsite</w:t>
+      </w:r>
+      <w:r>
+        <w:rPr>
+          <w:b/>
+          <w:bCs/>
+          <w:sz w:val="22"/>
+          <w:szCs w:val="22"/>
+        </w:rPr>
+        <w:t>)</w:t>
       </w:r>
       <w:r>
         <w:rPr>
@@ -940,24 +1307,49 @@
           <w:sz w:val="22"/>
           <w:szCs w:val="22"/>
         </w:rPr>
-        <w:t xml:space="preserve">Worked on the </w:t>
-      </w:r>
-      <w:hyperlink r:id="rId8" w:history="1">
-        <w:r>
-          <w:rPr>
-            <w:rStyle w:val="Hyperlink"/>
-            <w:sz w:val="22"/>
-            <w:szCs w:val="22"/>
-          </w:rPr>
-          <w:t>PomPak</w:t>
-        </w:r>
-      </w:hyperlink>
-      <w:r>
-        <w:rPr>
-          <w:sz w:val="22"/>
-          <w:szCs w:val="22"/>
-        </w:rPr>
-        <w:t xml:space="preserve"> financial literacy platform by fixing minor backend issues and implementing small feature updates under senior developer guidance.</w:t>
+        <w:t>Contributed to the</w:t>
+      </w:r>
+      <w:r>
+        <w:rPr>
+          <w:sz w:val="22"/>
+          <w:szCs w:val="22"/>
+        </w:rPr>
+        <w:t xml:space="preserve"> PomPak </w:t>
+      </w:r>
+      <w:r>
+        <w:rPr>
+          <w:sz w:val="22"/>
+          <w:szCs w:val="22"/>
+        </w:rPr>
+        <w:t>financial literacy platform by implementing</w:t>
+      </w:r>
+      <w:r>
+        <w:rPr>
+          <w:sz w:val="22"/>
+          <w:szCs w:val="22"/>
+        </w:rPr>
+        <w:t xml:space="preserve"> </w:t>
+      </w:r>
+      <w:r>
+        <w:rPr>
+          <w:sz w:val="22"/>
+          <w:szCs w:val="22"/>
+        </w:rPr>
+        <w:t>backend improvements</w:t>
+      </w:r>
+      <w:r>
+        <w:rPr>
+          <w:sz w:val="22"/>
+          <w:szCs w:val="22"/>
+        </w:rPr>
+        <w:t xml:space="preserve"> and feature enhancements under senior developer guidance</w:t>
+      </w:r>
+      <w:r>
+        <w:rPr>
+          <w:sz w:val="22"/>
+          <w:szCs w:val="22"/>
+        </w:rPr>
+        <w:t>.</w:t>
       </w:r>
     </w:p>
     <w:p>
@@ -1001,28 +1393,14 @@
           <w:sz w:val="22"/>
           <w:szCs w:val="22"/>
         </w:rPr>
-        <w:t>Worked with Laravel, SQL Server, and senior developers while following collaborative software</w:t>
-      </w:r>
-      <w:r>
-        <w:rPr>
-          <w:sz w:val="22"/>
-          <w:szCs w:val="22"/>
-        </w:rPr>
-        <w:t xml:space="preserve">  </w:t>
-      </w:r>
-      <w:r>
-        <w:rPr>
-          <w:sz w:val="22"/>
-          <w:szCs w:val="22"/>
-        </w:rPr>
-        <w:t>d</w:t>
-      </w:r>
-      <w:r>
-        <w:rPr>
-          <w:sz w:val="22"/>
-          <w:szCs w:val="22"/>
-        </w:rPr>
-        <w:t>evelopment practices.</w:t>
+        <w:t>Collaborated with senior developers using Laravel, SQL Server, Git, and modern software development practices</w:t>
+      </w:r>
+      <w:r>
+        <w:rPr>
+          <w:sz w:val="22"/>
+          <w:szCs w:val="22"/>
+        </w:rPr>
+        <w:t>.</w:t>
       </w:r>
     </w:p>
     <w:p>
@@ -1045,16 +1423,7 @@
           <w:sz w:val="22"/>
           <w:szCs w:val="22"/>
         </w:rPr>
-        <w:t xml:space="preserve">SELECTED </w:t>
-      </w:r>
-      <w:r>
-        <w:rPr>
-          <w:b/>
-          <w:bCs/>
-          <w:sz w:val="22"/>
-          <w:szCs w:val="22"/>
-        </w:rPr>
-        <w:t>PROJECTS</w:t>
+        <w:t>SELECTED PROJECTS</w:t>
       </w:r>
     </w:p>
     <w:p>
@@ -1072,7 +1441,14 @@
           <w:sz w:val="22"/>
           <w:szCs w:val="22"/>
         </w:rPr>
-        <w:t>Creative IT Park Website</w:t>
+        <w:t>PomPak National Financial Literacy Platform</w:t>
+      </w:r>
+      <w:r>
+        <w:rPr>
+          <w:sz w:val="22"/>
+          <w:szCs w:val="22"/>
+        </w:rPr>
+        <w:t xml:space="preserve"> </w:t>
       </w:r>
       <w:r>
         <w:rPr>
@@ -1080,13 +1456,28 @@
           <w:szCs w:val="22"/>
         </w:rPr>
         <w:br/>
-      </w:r>
-      <w:r>
-        <w:rPr>
-          <w:sz w:val="22"/>
-          <w:szCs w:val="22"/>
-        </w:rPr>
-        <w:t>React.js | Node.js | Express.js</w:t>
+        <w:t>Laravel</w:t>
+      </w:r>
+      <w:r>
+        <w:rPr>
+          <w:sz w:val="22"/>
+          <w:szCs w:val="22"/>
+        </w:rPr>
+        <w:t xml:space="preserve"> |</w:t>
+      </w:r>
+      <w:r>
+        <w:rPr>
+          <w:sz w:val="22"/>
+          <w:szCs w:val="22"/>
+        </w:rPr>
+        <w:t xml:space="preserve"> </w:t>
+      </w:r>
+      <w:r>
+        <w:rPr>
+          <w:sz w:val="22"/>
+          <w:szCs w:val="22"/>
+        </w:rPr>
+        <w:t>SQL Server</w:t>
       </w:r>
     </w:p>
     <w:p>
@@ -1097,7 +1488,7 @@
           <w:szCs w:val="22"/>
         </w:rPr>
       </w:pPr>
-      <w:hyperlink r:id="rId9" w:history="1">
+      <w:hyperlink r:id="rId8" w:history="1">
         <w:r>
           <w:rPr>
             <w:rStyle w:val="Hyperlink"/>
@@ -1114,7 +1505,7 @@
         </w:rPr>
         <w:t xml:space="preserve"> | </w:t>
       </w:r>
-      <w:hyperlink r:id="rId10" w:history="1">
+      <w:hyperlink r:id="rId9" w:history="1">
         <w:r>
           <w:rPr>
             <w:rStyle w:val="Hyperlink"/>
@@ -1144,7 +1535,7 @@
           <w:sz w:val="22"/>
           <w:szCs w:val="22"/>
         </w:rPr>
-        <w:t>Rebuilt the company website from Laravel to React.js and Node.js, developing responsive frontend pages and backend APIs.</w:t>
+        <w:t>Supported backend development for a national financial literacy platform by implementing backend improvements, feature enhancements, and SQL Server–based application workflows.</w:t>
       </w:r>
     </w:p>
     <w:p>
@@ -1162,25 +1553,7 @@
           <w:sz w:val="22"/>
           <w:szCs w:val="22"/>
         </w:rPr>
-        <w:t>OD</w:t>
-      </w:r>
-      <w:r>
-        <w:rPr>
-          <w:b/>
-          <w:bCs/>
-          <w:sz w:val="22"/>
-          <w:szCs w:val="22"/>
-        </w:rPr>
-        <w:t xml:space="preserve"> </w:t>
-      </w:r>
-      <w:r>
-        <w:rPr>
-          <w:b/>
-          <w:bCs/>
-          <w:sz w:val="22"/>
-          <w:szCs w:val="22"/>
-        </w:rPr>
-        <w:t xml:space="preserve">Sports </w:t>
+        <w:t>Creative IT Park Website</w:t>
       </w:r>
       <w:r>
         <w:rPr>
@@ -1188,21 +1561,13 @@
           <w:szCs w:val="22"/>
         </w:rPr>
         <w:br/>
-        <w:t>Laravel</w:t>
-      </w:r>
-      <w:r>
-        <w:rPr>
-          <w:sz w:val="22"/>
-          <w:szCs w:val="22"/>
-        </w:rPr>
-        <w:t xml:space="preserve"> | </w:t>
-      </w:r>
-      <w:r>
-        <w:rPr>
-          <w:sz w:val="22"/>
-          <w:szCs w:val="22"/>
-        </w:rPr>
-        <w:t>MySQL</w:t>
+      </w:r>
+      <w:r>
+        <w:rPr>
+          <w:sz w:val="22"/>
+          <w:szCs w:val="22"/>
+        </w:rPr>
+        <w:t>React.js | Node.js | Express.js</w:t>
       </w:r>
     </w:p>
     <w:p>
@@ -1213,7 +1578,7 @@
           <w:szCs w:val="22"/>
         </w:rPr>
       </w:pPr>
-      <w:hyperlink r:id="rId11" w:history="1">
+      <w:hyperlink r:id="rId10" w:history="1">
         <w:r>
           <w:rPr>
             <w:rStyle w:val="Hyperlink"/>
@@ -1230,7 +1595,7 @@
         </w:rPr>
         <w:t xml:space="preserve"> | </w:t>
       </w:r>
-      <w:hyperlink r:id="rId12" w:history="1">
+      <w:hyperlink r:id="rId11" w:history="1">
         <w:r>
           <w:rPr>
             <w:rStyle w:val="Hyperlink"/>
@@ -1260,70 +1625,58 @@
           <w:sz w:val="22"/>
           <w:szCs w:val="22"/>
         </w:rPr>
-        <w:t>Developed a custom CMS enabling administrators to manage blogs, media, events, and website content through a centralized admin panel.</w:t>
+        <w:t>Rebuilt the Creative IT Park website from Laravel to React.js and Node.js, developing responsive frontend pages and backend APIs.</w:t>
       </w:r>
     </w:p>
     <w:p>
       <w:pPr>
         <w:spacing w:before="30" w:after="30"/>
         <w:rPr>
-          <w:b/>
-          <w:bCs/>
-          <w:sz w:val="22"/>
-          <w:szCs w:val="22"/>
-        </w:rPr>
-      </w:pPr>
-      <w:r>
-        <w:rPr>
-          <w:b/>
-          <w:bCs/>
-          <w:sz w:val="22"/>
-          <w:szCs w:val="22"/>
-        </w:rPr>
-        <w:t xml:space="preserve">Perfect Doors Website </w:t>
+          <w:sz w:val="22"/>
+          <w:szCs w:val="22"/>
+        </w:rPr>
+      </w:pPr>
+      <w:r>
+        <w:rPr>
+          <w:b/>
+          <w:bCs/>
+          <w:sz w:val="22"/>
+          <w:szCs w:val="22"/>
+        </w:rPr>
+        <w:t>OD Sports Website &amp; CMS</w:t>
+      </w:r>
+      <w:r>
+        <w:rPr>
+          <w:sz w:val="22"/>
+          <w:szCs w:val="22"/>
+        </w:rPr>
+        <w:br/>
+        <w:t>Laravel</w:t>
+      </w:r>
+      <w:r>
+        <w:rPr>
+          <w:sz w:val="22"/>
+          <w:szCs w:val="22"/>
+        </w:rPr>
+        <w:t xml:space="preserve"> | </w:t>
+      </w:r>
+      <w:r>
+        <w:rPr>
+          <w:sz w:val="22"/>
+          <w:szCs w:val="22"/>
+        </w:rPr>
+        <w:t>MySQL</w:t>
       </w:r>
     </w:p>
     <w:p>
       <w:pPr>
         <w:spacing w:before="30" w:after="30"/>
         <w:rPr>
-          <w:b/>
-          <w:bCs/>
-          <w:sz w:val="22"/>
-          <w:szCs w:val="22"/>
-        </w:rPr>
-      </w:pPr>
-      <w:r>
-        <w:rPr>
-          <w:sz w:val="22"/>
-          <w:szCs w:val="22"/>
-        </w:rPr>
-        <w:t>Laravel</w:t>
-      </w:r>
-      <w:r>
-        <w:rPr>
-          <w:sz w:val="22"/>
-          <w:szCs w:val="22"/>
-        </w:rPr>
-        <w:t xml:space="preserve"> | </w:t>
-      </w:r>
-      <w:r>
-        <w:rPr>
-          <w:sz w:val="22"/>
-          <w:szCs w:val="22"/>
-        </w:rPr>
-        <w:t>MySQL</w:t>
-      </w:r>
-    </w:p>
-    <w:p>
-      <w:pPr>
-        <w:spacing w:before="30" w:after="30"/>
-        <w:rPr>
-          <w:sz w:val="22"/>
-          <w:szCs w:val="22"/>
-        </w:rPr>
-      </w:pPr>
-      <w:hyperlink r:id="rId13" w:history="1">
+          <w:sz w:val="22"/>
+          <w:szCs w:val="22"/>
+        </w:rPr>
+      </w:pPr>
+      <w:hyperlink r:id="rId12" w:history="1">
         <w:r>
           <w:rPr>
             <w:rStyle w:val="Hyperlink"/>
@@ -1340,7 +1693,7 @@
         </w:rPr>
         <w:t xml:space="preserve"> | </w:t>
       </w:r>
-      <w:hyperlink r:id="rId14" w:history="1">
+      <w:hyperlink r:id="rId13" w:history="1">
         <w:r>
           <w:rPr>
             <w:rStyle w:val="Hyperlink"/>
@@ -1370,18 +1723,120 @@
           <w:sz w:val="22"/>
           <w:szCs w:val="22"/>
         </w:rPr>
-        <w:t>Built a business website with a custom CMS for managing products and dynamic website content without code changes</w:t>
-      </w:r>
-      <w:r>
-        <w:rPr>
-          <w:sz w:val="22"/>
-          <w:szCs w:val="22"/>
-        </w:rPr>
-        <w:t>.</w:t>
-      </w:r>
-    </w:p>
-    <w:p>
-      <w:pPr>
+        <w:t xml:space="preserve">Designed and developed the OD Sports website and custom CMS for managing blogs, media, events, and website content </w:t>
+      </w:r>
+      <w:r>
+        <w:rPr>
+          <w:sz w:val="22"/>
+          <w:szCs w:val="22"/>
+        </w:rPr>
+        <w:t>through a centralized admin panel.</w:t>
+      </w:r>
+    </w:p>
+    <w:p>
+      <w:pPr>
+        <w:spacing w:before="30" w:after="30"/>
+        <w:rPr>
+          <w:b/>
+          <w:bCs/>
+          <w:sz w:val="22"/>
+          <w:szCs w:val="22"/>
+        </w:rPr>
+      </w:pPr>
+      <w:r>
+        <w:rPr>
+          <w:b/>
+          <w:bCs/>
+          <w:sz w:val="22"/>
+          <w:szCs w:val="22"/>
+        </w:rPr>
+        <w:t>Perfect Doors Website &amp; CMS</w:t>
+      </w:r>
+      <w:r>
+        <w:rPr>
+          <w:b/>
+          <w:bCs/>
+          <w:sz w:val="22"/>
+          <w:szCs w:val="22"/>
+        </w:rPr>
+        <w:t xml:space="preserve"> </w:t>
+      </w:r>
+    </w:p>
+    <w:p>
+      <w:pPr>
+        <w:spacing w:before="30" w:after="30"/>
+        <w:rPr>
+          <w:b/>
+          <w:bCs/>
+          <w:sz w:val="22"/>
+          <w:szCs w:val="22"/>
+        </w:rPr>
+      </w:pPr>
+      <w:r>
+        <w:rPr>
+          <w:sz w:val="22"/>
+          <w:szCs w:val="22"/>
+        </w:rPr>
+        <w:t>Laravel</w:t>
+      </w:r>
+      <w:r>
+        <w:rPr>
+          <w:sz w:val="22"/>
+          <w:szCs w:val="22"/>
+        </w:rPr>
+        <w:t xml:space="preserve"> | </w:t>
+      </w:r>
+      <w:r>
+        <w:rPr>
+          <w:sz w:val="22"/>
+          <w:szCs w:val="22"/>
+        </w:rPr>
+        <w:t>MySQL</w:t>
+      </w:r>
+    </w:p>
+    <w:p>
+      <w:pPr>
+        <w:spacing w:before="30" w:after="30"/>
+        <w:rPr>
+          <w:sz w:val="22"/>
+          <w:szCs w:val="22"/>
+        </w:rPr>
+      </w:pPr>
+      <w:hyperlink r:id="rId14" w:history="1">
+        <w:r>
+          <w:rPr>
+            <w:rStyle w:val="Hyperlink"/>
+            <w:sz w:val="22"/>
+            <w:szCs w:val="22"/>
+          </w:rPr>
+          <w:t>GitHub</w:t>
+        </w:r>
+      </w:hyperlink>
+      <w:r>
+        <w:rPr>
+          <w:sz w:val="22"/>
+          <w:szCs w:val="22"/>
+        </w:rPr>
+        <w:t xml:space="preserve"> | </w:t>
+      </w:r>
+      <w:hyperlink r:id="rId15" w:history="1">
+        <w:r>
+          <w:rPr>
+            <w:rStyle w:val="Hyperlink"/>
+            <w:sz w:val="22"/>
+            <w:szCs w:val="22"/>
+          </w:rPr>
+          <w:t>Live Demo</w:t>
+        </w:r>
+      </w:hyperlink>
+    </w:p>
+    <w:p>
+      <w:pPr>
+        <w:pStyle w:val="ListParagraph"/>
+        <w:numPr>
+          <w:ilvl w:val="0"/>
+          <w:numId w:val="4"/>
+        </w:numPr>
         <w:spacing w:before="30" w:after="30"/>
         <w:jc w:val="both"/>
         <w:rPr>
@@ -1389,6 +1844,27 @@
           <w:szCs w:val="22"/>
         </w:rPr>
       </w:pPr>
+      <w:r>
+        <w:rPr>
+          <w:sz w:val="22"/>
+          <w:szCs w:val="22"/>
+        </w:rPr>
+        <w:t>Designed and developed the Perfect Doors website and custom CMS for managing products, categories,</w:t>
+      </w:r>
+      <w:r>
+        <w:rPr>
+          <w:sz w:val="22"/>
+          <w:szCs w:val="22"/>
+        </w:rPr>
+        <w:t xml:space="preserve"> and </w:t>
+      </w:r>
+      <w:r>
+        <w:rPr>
+          <w:sz w:val="22"/>
+          <w:szCs w:val="22"/>
+        </w:rPr>
+        <w:t>dynamic website content without code changes.</w:t>
+      </w:r>
     </w:p>
     <w:p>
       <w:pPr>
@@ -1462,13 +1938,6 @@
         <w:br/>
         <w:t>Expected Graduation: 2028</w:t>
       </w:r>
-      <w:r>
-        <w:rPr>
-          <w:sz w:val="22"/>
-          <w:szCs w:val="22"/>
-        </w:rPr>
-        <w:br/>
-      </w:r>
     </w:p>
     <w:p>
       <w:pPr>
@@ -1510,14 +1979,21 @@
           <w:sz w:val="22"/>
           <w:szCs w:val="22"/>
         </w:rPr>
-        <w:t>Web</w:t>
-      </w:r>
-      <w:r>
-        <w:rPr>
-          <w:sz w:val="22"/>
-          <w:szCs w:val="22"/>
-        </w:rPr>
-        <w:t xml:space="preserve"> Developer Experience Letter</w:t>
+        <w:t>Professional Experience</w:t>
+      </w:r>
+      <w:r>
+        <w:rPr>
+          <w:sz w:val="22"/>
+          <w:szCs w:val="22"/>
+        </w:rPr>
+        <w:t xml:space="preserve"> </w:t>
+      </w:r>
+      <w:r>
+        <w:rPr>
+          <w:sz w:val="22"/>
+          <w:szCs w:val="22"/>
+        </w:rPr>
+        <w:t>Letter</w:t>
       </w:r>
       <w:r>
         <w:rPr>
@@ -2889,6 +3365,7 @@
   <w:style w:type="character" w:default="1" w:styleId="DefaultParagraphFont">
     <w:name w:val="Default Paragraph Font"/>
     <w:uiPriority w:val="1"/>
+    <w:semiHidden/>
     <w:unhideWhenUsed/>
   </w:style>
   <w:style w:type="table" w:default="1" w:styleId="TableNormal">
